--- a/docs/informe_computacion_paralela_distribuida.docx
+++ b/docs/informe_computacion_paralela_distribuida.docx
@@ -50,30 +50,6 @@
         <w:pStyle w:val="ListBullet"/>
       </w:pPr>
       <w:r>
-        <w:t>Apaza Llanos, Yoel</w:t>
-      </w:r>
-    </w:p>
-    <w:p>
-      <w:pPr>
-        <w:pStyle w:val="ListBullet"/>
-      </w:pPr>
-      <w:r>
-        <w:t>Pari Pari, Yimmy Ronaldo</w:t>
-      </w:r>
-    </w:p>
-    <w:p>
-      <w:pPr>
-        <w:pStyle w:val="ListBullet"/>
-      </w:pPr>
-      <w:r>
-        <w:t>Flores Curasi, Héctor Luis</w:t>
-      </w:r>
-    </w:p>
-    <w:p>
-      <w:pPr>
-        <w:pStyle w:val="ListBullet"/>
-      </w:pPr>
-      <w:r>
         <w:t>Mamani Mendoza, Joseph Elvis</w:t>
       </w:r>
     </w:p>
@@ -82,7 +58,23 @@
         <w:pStyle w:val="ListBullet"/>
       </w:pPr>
       <w:r>
-        <w:t>Quispe Galindo, Jahan Kevin</w:t>
+        <w:t>Lipe Machaca, Juan Artemio</w:t>
+      </w:r>
+    </w:p>
+    <w:p>
+      <w:pPr>
+        <w:pStyle w:val="ListBullet"/>
+      </w:pPr>
+      <w:r>
+        <w:t>Ticona Erquinigo, Jhoel Yovani</w:t>
+      </w:r>
+    </w:p>
+    <w:p>
+      <w:pPr>
+        <w:pStyle w:val="ListBullet"/>
+      </w:pPr>
+      <w:r>
+        <w:t>Tapara Ccahuana, Paul Renmis</w:t>
       </w:r>
     </w:p>
     <w:p>
